--- a/Программа_олимпиады_по_хирургии_2026.docx
+++ b/Программа_олимпиады_по_хирургии_2026.docx
@@ -267,7 +267,7 @@
             <w:sz w:val="28"/>
             <w:szCs w:val="28"/>
           </w:rPr>
-          <w:t xml:space="preserve">	16</w:t>
+          <w:t xml:space="preserve">	15</w:t>
         </w:r>
       </w:hyperlink>
     </w:p>
@@ -298,7 +298,7 @@
             <w:sz w:val="28"/>
             <w:szCs w:val="28"/>
           </w:rPr>
-          <w:t xml:space="preserve">	23</w:t>
+          <w:t xml:space="preserve">	22</w:t>
         </w:r>
       </w:hyperlink>
     </w:p>
@@ -329,7 +329,7 @@
             <w:sz w:val="28"/>
             <w:szCs w:val="28"/>
           </w:rPr>
-          <w:t xml:space="preserve">	29</w:t>
+          <w:t xml:space="preserve">	28</w:t>
         </w:r>
       </w:hyperlink>
     </w:p>
@@ -360,7 +360,7 @@
             <w:sz w:val="28"/>
             <w:szCs w:val="28"/>
           </w:rPr>
-          <w:t xml:space="preserve">	32</w:t>
+          <w:t xml:space="preserve">	31</w:t>
         </w:r>
       </w:hyperlink>
     </w:p>
@@ -391,7 +391,7 @@
             <w:sz w:val="28"/>
             <w:szCs w:val="28"/>
           </w:rPr>
-          <w:t xml:space="preserve">	36</w:t>
+          <w:t xml:space="preserve">	35</w:t>
         </w:r>
       </w:hyperlink>
     </w:p>
@@ -421,7 +421,7 @@
             <w:sz w:val="28"/>
             <w:szCs w:val="28"/>
           </w:rPr>
-          <w:t xml:space="preserve">	38</w:t>
+          <w:t xml:space="preserve">	37</w:t>
         </w:r>
       </w:hyperlink>
     </w:p>
@@ -452,7 +452,7 @@
             <w:sz w:val="28"/>
             <w:szCs w:val="28"/>
           </w:rPr>
-          <w:t xml:space="preserve">	38</w:t>
+          <w:t xml:space="preserve">	37</w:t>
         </w:r>
       </w:hyperlink>
     </w:p>
@@ -483,7 +483,7 @@
             <w:sz w:val="28"/>
             <w:szCs w:val="28"/>
           </w:rPr>
-          <w:t xml:space="preserve">	42</w:t>
+          <w:t xml:space="preserve">	41</w:t>
         </w:r>
       </w:hyperlink>
     </w:p>
@@ -514,7 +514,7 @@
             <w:sz w:val="28"/>
             <w:szCs w:val="28"/>
           </w:rPr>
-          <w:t xml:space="preserve">	48</w:t>
+          <w:t xml:space="preserve">	47</w:t>
         </w:r>
       </w:hyperlink>
     </w:p>
@@ -545,7 +545,7 @@
             <w:sz w:val="28"/>
             <w:szCs w:val="28"/>
           </w:rPr>
-          <w:t xml:space="preserve">	52</w:t>
+          <w:t xml:space="preserve">	51</w:t>
         </w:r>
       </w:hyperlink>
     </w:p>
@@ -575,7 +575,7 @@
             <w:sz w:val="28"/>
             <w:szCs w:val="28"/>
           </w:rPr>
-          <w:t xml:space="preserve">	59</w:t>
+          <w:t xml:space="preserve">	58</w:t>
         </w:r>
       </w:hyperlink>
     </w:p>
@@ -606,7 +606,7 @@
             <w:sz w:val="28"/>
             <w:szCs w:val="28"/>
           </w:rPr>
-          <w:t xml:space="preserve">	59</w:t>
+          <w:t xml:space="preserve">	58</w:t>
         </w:r>
       </w:hyperlink>
     </w:p>
@@ -8075,39 +8075,6 @@
           </w:p>
         </w:tc>
       </w:tr>
-    </w:tbl>
-    <w:p>
-      <w:pPr>
-        <w:pageBreakBefore/>
-        <w:spacing w:after="0" w:line="240" w:lineRule="auto"/>
-      </w:pPr>
-      <w:r>
-        <w:rPr>
-          <w:sz w:val="8"/>
-          <w:szCs w:val="8"/>
-        </w:rPr>
-        <w:t xml:space="preserve"/>
-      </w:r>
-    </w:p>
-    <w:tbl>
-      <w:tblPr>
-        <w:tblW w:type="dxa" w:w="10206"/>
-        <w:tblInd w:type="dxa" w:w="-851"/>
-        <w:tblBorders>
-          <w:top w:val="single" w:color="auto" w:sz="4"/>
-          <w:left w:val="single" w:color="auto" w:sz="4"/>
-          <w:bottom w:val="single" w:color="auto" w:sz="4"/>
-          <w:right w:val="single" w:color="auto" w:sz="4"/>
-          <w:insideH w:val="single" w:color="auto" w:sz="4"/>
-          <w:insideV w:val="single" w:color="auto" w:sz="4"/>
-        </w:tblBorders>
-      </w:tblPr>
-      <w:tblGrid>
-        <w:gridCol w:w="600"/>
-        <w:gridCol w:w="3400"/>
-        <w:gridCol w:w="1600"/>
-        <w:gridCol w:w="4606"/>
-      </w:tblGrid>
       <w:tr>
         <w:trPr>
           <w:cantSplit/>
@@ -51585,9 +51552,24 @@
         <w:t xml:space="preserve">.</w:t>
       </w:r>
     </w:p>
+    <w:p>
+      <w:pPr>
+        <w:spacing w:after="0"/>
+        <w:sectPr>
+          <w:headerReference w:type="default" r:id="rId21"/>
+          <w:footerReference w:type="default" r:id="rId22"/>
+          <w:pgSz w:w="11906" w:h="16838" w:orient="portrait"/>
+          <w:pgMar w:top="1134" w:right="850" w:bottom="1134" w:left="1701" w:header="0" w:footer="567" w:gutter="0"/>
+          <w:pgNumType/>
+          <w:docGrid w:linePitch="360"/>
+        </w:sectPr>
+      </w:pPr>
+    </w:p>
+    <w:p/>
     <w:sectPr>
-      <w:headerReference w:type="default" r:id="rId21"/>
-      <w:footerReference w:type="default" r:id="rId22"/>
+      <w:headerReference w:type="default" r:id="rIdBlankHdr"/>
+      <w:footerReference w:type="default" r:id="rIdBlankFtr"/>
+      <w:type w:val="nextPage"/>
       <w:pgSz w:w="11906" w:h="16838" w:orient="portrait"/>
       <w:pgMar w:top="1134" w:right="850" w:bottom="1134" w:left="1701" w:header="0" w:footer="567" w:gutter="0"/>
       <w:pgNumType/>
@@ -51807,6 +51789,12 @@
       <w:fldChar w:fldCharType="end"/>
     </w:r>
   </w:p>
+</w:ftr>
+</file>
+
+<file path=word/footer9.xml><?xml version="1.0" encoding="utf-8"?>
+<w:ftr xmlns:wpc="http://schemas.microsoft.com/office/word/2010/wordprocessingCanvas" xmlns:mc="http://schemas.openxmlformats.org/markup-compatibility/2006" xmlns:o="urn:schemas-microsoft-com:office:office" xmlns:r="http://schemas.openxmlformats.org/officeDocument/2006/relationships" xmlns:m="http://schemas.openxmlformats.org/officeDocument/2006/math" xmlns:v="urn:schemas-microsoft-com:vml" xmlns:wp14="http://schemas.microsoft.com/office/word/2010/wordprocessingDrawing" xmlns:wp="http://schemas.openxmlformats.org/drawingml/2006/wordprocessingDrawing" xmlns:w10="urn:schemas-microsoft-com:office:word" xmlns:w="http://schemas.openxmlformats.org/wordprocessingml/2006/main" xmlns:w14="http://schemas.microsoft.com/office/word/2010/wordml" xmlns:w15="http://schemas.microsoft.com/office/word/2012/wordml" xmlns:wpg="http://schemas.microsoft.com/office/word/2010/wordprocessingGroup" xmlns:wpi="http://schemas.microsoft.com/office/word/2010/wordprocessingInk" xmlns:wne="http://schemas.microsoft.com/office/word/2006/wordml" xmlns:wps="http://schemas.microsoft.com/office/word/2010/wordprocessingShape" xmlns:cx="http://schemas.microsoft.com/office/drawing/2014/chartex" xmlns:cx1="http://schemas.microsoft.com/office/drawing/2015/9/8/chartex" xmlns:cx2="http://schemas.microsoft.com/office/drawing/2015/10/21/chartex" xmlns:cx3="http://schemas.microsoft.com/office/drawing/2016/5/9/chartex" xmlns:cx4="http://schemas.microsoft.com/office/drawing/2016/5/10/chartex" xmlns:cx5="http://schemas.microsoft.com/office/drawing/2016/5/11/chartex" xmlns:cx6="http://schemas.microsoft.com/office/drawing/2016/5/12/chartex" xmlns:cx7="http://schemas.microsoft.com/office/drawing/2016/5/13/chartex" xmlns:cx8="http://schemas.microsoft.com/office/drawing/2016/5/14/chartex" xmlns:w16cid="http://schemas.microsoft.com/office/word/2016/wordml/cid" xmlns:w16se="http://schemas.microsoft.com/office/word/2015/wordml/symex">
+  <w:p/>
 </w:ftr>
 </file>
 
@@ -52367,6 +52355,12 @@
 </w:hdr>
 </file>
 
+<file path=word/header9.xml><?xml version="1.0" encoding="utf-8"?>
+<w:hdr xmlns:wpc="http://schemas.microsoft.com/office/word/2010/wordprocessingCanvas" xmlns:mc="http://schemas.openxmlformats.org/markup-compatibility/2006" xmlns:o="urn:schemas-microsoft-com:office:office" xmlns:r="http://schemas.openxmlformats.org/officeDocument/2006/relationships" xmlns:m="http://schemas.openxmlformats.org/officeDocument/2006/math" xmlns:v="urn:schemas-microsoft-com:vml" xmlns:wp14="http://schemas.microsoft.com/office/word/2010/wordprocessingDrawing" xmlns:wp="http://schemas.openxmlformats.org/drawingml/2006/wordprocessingDrawing" xmlns:w10="urn:schemas-microsoft-com:office:word" xmlns:w="http://schemas.openxmlformats.org/wordprocessingml/2006/main" xmlns:w14="http://schemas.microsoft.com/office/word/2010/wordml" xmlns:w15="http://schemas.microsoft.com/office/word/2012/wordml" xmlns:wpg="http://schemas.microsoft.com/office/word/2010/wordprocessingGroup" xmlns:wpi="http://schemas.microsoft.com/office/word/2010/wordprocessingInk" xmlns:wne="http://schemas.microsoft.com/office/word/2006/wordml" xmlns:wps="http://schemas.microsoft.com/office/word/2010/wordprocessingShape" xmlns:cx="http://schemas.microsoft.com/office/drawing/2014/chartex" xmlns:cx1="http://schemas.microsoft.com/office/drawing/2015/9/8/chartex" xmlns:cx2="http://schemas.microsoft.com/office/drawing/2015/10/21/chartex" xmlns:cx3="http://schemas.microsoft.com/office/drawing/2016/5/9/chartex" xmlns:cx4="http://schemas.microsoft.com/office/drawing/2016/5/10/chartex" xmlns:cx5="http://schemas.microsoft.com/office/drawing/2016/5/11/chartex" xmlns:cx6="http://schemas.microsoft.com/office/drawing/2016/5/12/chartex" xmlns:cx7="http://schemas.microsoft.com/office/drawing/2016/5/13/chartex" xmlns:cx8="http://schemas.microsoft.com/office/drawing/2016/5/14/chartex" xmlns:w16cid="http://schemas.microsoft.com/office/word/2016/wordml/cid" xmlns:w16se="http://schemas.microsoft.com/office/word/2015/wordml/symex">
+  <w:p/>
+</w:hdr>
+</file>
+
 <file path=word/numbering.xml><?xml version="1.0" encoding="utf-8"?>
 <w:numbering xmlns:wpc="http://schemas.microsoft.com/office/word/2010/wordprocessingCanvas" xmlns:mc="http://schemas.openxmlformats.org/markup-compatibility/2006" xmlns:o="urn:schemas-microsoft-com:office:office" xmlns:r="http://schemas.openxmlformats.org/officeDocument/2006/relationships" xmlns:m="http://schemas.openxmlformats.org/officeDocument/2006/math" xmlns:v="urn:schemas-microsoft-com:vml" xmlns:wp14="http://schemas.microsoft.com/office/word/2010/wordprocessingDrawing" xmlns:wp="http://schemas.openxmlformats.org/drawingml/2006/wordprocessingDrawing" xmlns:w10="urn:schemas-microsoft-com:office:word" xmlns:w="http://schemas.openxmlformats.org/wordprocessingml/2006/main" xmlns:w14="http://schemas.microsoft.com/office/word/2010/wordml" xmlns:w15="http://schemas.microsoft.com/office/word/2012/wordml" xmlns:wpg="http://schemas.microsoft.com/office/word/2010/wordprocessingGroup" xmlns:wpi="http://schemas.microsoft.com/office/word/2010/wordprocessingInk" xmlns:wne="http://schemas.microsoft.com/office/word/2006/wordml" xmlns:wps="http://schemas.microsoft.com/office/word/2010/wordprocessingShape" mc:Ignorable="w14 w15 wp14">
   <w:abstractNum w:abstractNumId="1" w15:restartNumberingAfterBreak="0">

--- a/Программа_олимпиады_по_хирургии_2026.docx
+++ b/Программа_олимпиады_по_хирургии_2026.docx
@@ -1475,21 +1475,23 @@
           <w:sz w:val="28"/>
           <w:szCs w:val="28"/>
         </w:rPr>
-        <w:t xml:space="preserve">Информация о регистрации, отчетная информация, программа и регламент размещаются на официальном сайте СибГМУ и в специальной группе социальной сети «ВКонтакте». Ссылка на группу: </w:t>
-      </w:r>
-      <w:r>
-        <w:rPr>
-          <w:rFonts w:ascii="Montserrat" w:cs="Montserrat" w:eastAsia="Montserrat" w:hAnsi="Montserrat"/>
-          <w:b w:val="false"/>
-          <w:bCs w:val="false"/>
-          <w:i w:val="false"/>
-          <w:iCs w:val="false"/>
-          <w:sz w:val="28"/>
-          <w:szCs w:val="28"/>
-          <w:u w:val="single"/>
-        </w:rPr>
-        <w:t xml:space="preserve">vk.ru/olimpahirssmu</w:t>
-      </w:r>
+        <w:t xml:space="preserve">Информация о регистрации, отчетная информация, программа и регламент размещаются на официальном сайте СибГМУ и в специальной группе социальной сети «ВКонтакте»: </w:t>
+      </w:r>
+      <w:hyperlink w:history="1" r:id="rIdVkGroup">
+        <w:r>
+          <w:rPr>
+            <w:rFonts w:ascii="Montserrat" w:cs="Montserrat" w:eastAsia="Montserrat" w:hAnsi="Montserrat"/>
+            <w:b w:val="false"/>
+            <w:bCs w:val="false"/>
+            <w:i w:val="false"/>
+            <w:iCs w:val="false"/>
+            <w:sz w:val="28"/>
+            <w:szCs w:val="28"/>
+            <w:u w:val="single"/>
+          </w:rPr>
+          <w:t xml:space="preserve">vk.ru/surgery_olympiad_sibmed</w:t>
+        </w:r>
+      </w:hyperlink>
       <w:r>
         <w:rPr>
           <w:rFonts w:ascii="Montserrat" w:cs="Montserrat" w:eastAsia="Montserrat" w:hAnsi="Montserrat"/>

--- a/Программа_олимпиады_по_хирургии_2026.docx
+++ b/Программа_олимпиады_по_хирургии_2026.docx
@@ -42850,6 +42850,209 @@
           <w:sz w:val="28"/>
           <w:szCs w:val="28"/>
         </w:rPr>
+        <w:t xml:space="preserve">Рекомендованный инструментарий:</w:t>
+      </w:r>
+    </w:p>
+    <w:p>
+      <w:pPr>
+        <w:pStyle w:val="ListParagraph"/>
+        <w:numPr>
+          <w:ilvl w:val="0"/>
+          <w:numId w:val="2"/>
+        </w:numPr>
+        <w:spacing w:after="160" w:line="240" w:lineRule="auto"/>
+        <w:jc w:val="both"/>
+      </w:pPr>
+      <w:r>
+        <w:rPr>
+          <w:rFonts w:ascii="Montserrat" w:cs="Montserrat" w:eastAsia="Montserrat" w:hAnsi="Montserrat"/>
+          <w:b w:val="false"/>
+          <w:bCs w:val="false"/>
+          <w:i w:val="false"/>
+          <w:iCs w:val="false"/>
+          <w:sz w:val="28"/>
+          <w:szCs w:val="28"/>
+        </w:rPr>
+        <w:t xml:space="preserve">Зеркало Куско (1 шт.);</w:t>
+      </w:r>
+    </w:p>
+    <w:p>
+      <w:pPr>
+        <w:pStyle w:val="ListParagraph"/>
+        <w:numPr>
+          <w:ilvl w:val="0"/>
+          <w:numId w:val="2"/>
+        </w:numPr>
+        <w:spacing w:after="160" w:line="240" w:lineRule="auto"/>
+        <w:jc w:val="both"/>
+      </w:pPr>
+      <w:r>
+        <w:rPr>
+          <w:rFonts w:ascii="Montserrat" w:cs="Montserrat" w:eastAsia="Montserrat" w:hAnsi="Montserrat"/>
+          <w:b w:val="false"/>
+          <w:bCs w:val="false"/>
+          <w:i w:val="false"/>
+          <w:iCs w:val="false"/>
+          <w:sz w:val="28"/>
+          <w:szCs w:val="28"/>
+        </w:rPr>
+        <w:t xml:space="preserve">Крючки Фарабефа (2 шт.);</w:t>
+      </w:r>
+    </w:p>
+    <w:p>
+      <w:pPr>
+        <w:pStyle w:val="ListParagraph"/>
+        <w:numPr>
+          <w:ilvl w:val="0"/>
+          <w:numId w:val="2"/>
+        </w:numPr>
+        <w:spacing w:after="160" w:line="240" w:lineRule="auto"/>
+        <w:jc w:val="both"/>
+      </w:pPr>
+      <w:r>
+        <w:rPr>
+          <w:rFonts w:ascii="Montserrat" w:cs="Montserrat" w:eastAsia="Montserrat" w:hAnsi="Montserrat"/>
+          <w:b w:val="false"/>
+          <w:bCs w:val="false"/>
+          <w:i w:val="false"/>
+          <w:iCs w:val="false"/>
+          <w:sz w:val="28"/>
+          <w:szCs w:val="28"/>
+        </w:rPr>
+        <w:t xml:space="preserve">Пуговчатый зонд (1 шт.);</w:t>
+      </w:r>
+    </w:p>
+    <w:p>
+      <w:pPr>
+        <w:pStyle w:val="ListParagraph"/>
+        <w:numPr>
+          <w:ilvl w:val="0"/>
+          <w:numId w:val="2"/>
+        </w:numPr>
+        <w:spacing w:after="160" w:line="240" w:lineRule="auto"/>
+        <w:jc w:val="both"/>
+      </w:pPr>
+      <w:r>
+        <w:rPr>
+          <w:rFonts w:ascii="Montserrat" w:cs="Montserrat" w:eastAsia="Montserrat" w:hAnsi="Montserrat"/>
+          <w:b w:val="false"/>
+          <w:bCs w:val="false"/>
+          <w:i w:val="false"/>
+          <w:iCs w:val="false"/>
+          <w:sz w:val="28"/>
+          <w:szCs w:val="28"/>
+        </w:rPr>
+        <w:t xml:space="preserve">Скальпель № 10 (1 шт.);</w:t>
+      </w:r>
+    </w:p>
+    <w:p>
+      <w:pPr>
+        <w:pStyle w:val="ListParagraph"/>
+        <w:numPr>
+          <w:ilvl w:val="0"/>
+          <w:numId w:val="2"/>
+        </w:numPr>
+        <w:spacing w:after="160" w:line="240" w:lineRule="auto"/>
+        <w:jc w:val="both"/>
+      </w:pPr>
+      <w:r>
+        <w:rPr>
+          <w:rFonts w:ascii="Montserrat" w:cs="Montserrat" w:eastAsia="Montserrat" w:hAnsi="Montserrat"/>
+          <w:b w:val="false"/>
+          <w:bCs w:val="false"/>
+          <w:i w:val="false"/>
+          <w:iCs w:val="false"/>
+          <w:sz w:val="28"/>
+          <w:szCs w:val="28"/>
+        </w:rPr>
+        <w:t xml:space="preserve">Ножницы Купера (1 шт.);</w:t>
+      </w:r>
+    </w:p>
+    <w:p>
+      <w:pPr>
+        <w:pStyle w:val="ListParagraph"/>
+        <w:numPr>
+          <w:ilvl w:val="0"/>
+          <w:numId w:val="2"/>
+        </w:numPr>
+        <w:spacing w:after="160" w:line="240" w:lineRule="auto"/>
+        <w:jc w:val="both"/>
+      </w:pPr>
+      <w:r>
+        <w:rPr>
+          <w:rFonts w:ascii="Montserrat" w:cs="Montserrat" w:eastAsia="Montserrat" w:hAnsi="Montserrat"/>
+          <w:b w:val="false"/>
+          <w:bCs w:val="false"/>
+          <w:i w:val="false"/>
+          <w:iCs w:val="false"/>
+          <w:sz w:val="28"/>
+          <w:szCs w:val="28"/>
+        </w:rPr>
+        <w:t xml:space="preserve">Пинцеты анатомические (2 шт.);</w:t>
+      </w:r>
+    </w:p>
+    <w:p>
+      <w:pPr>
+        <w:pStyle w:val="ListParagraph"/>
+        <w:numPr>
+          <w:ilvl w:val="0"/>
+          <w:numId w:val="2"/>
+        </w:numPr>
+        <w:spacing w:after="160" w:line="240" w:lineRule="auto"/>
+        <w:jc w:val="both"/>
+      </w:pPr>
+      <w:r>
+        <w:rPr>
+          <w:rFonts w:ascii="Montserrat" w:cs="Montserrat" w:eastAsia="Montserrat" w:hAnsi="Montserrat"/>
+          <w:b w:val="false"/>
+          <w:bCs w:val="false"/>
+          <w:i w:val="false"/>
+          <w:iCs w:val="false"/>
+          <w:sz w:val="28"/>
+          <w:szCs w:val="28"/>
+        </w:rPr>
+        <w:t xml:space="preserve">Зажим типа «москит» (1 шт.);</w:t>
+      </w:r>
+    </w:p>
+    <w:p>
+      <w:pPr>
+        <w:pStyle w:val="ListParagraph"/>
+        <w:numPr>
+          <w:ilvl w:val="0"/>
+          <w:numId w:val="2"/>
+        </w:numPr>
+        <w:spacing w:after="160" w:line="240" w:lineRule="auto"/>
+        <w:jc w:val="both"/>
+      </w:pPr>
+      <w:r>
+        <w:rPr>
+          <w:rFonts w:ascii="Montserrat" w:cs="Montserrat" w:eastAsia="Montserrat" w:hAnsi="Montserrat"/>
+          <w:b w:val="false"/>
+          <w:bCs w:val="false"/>
+          <w:i w:val="false"/>
+          <w:iCs w:val="false"/>
+          <w:sz w:val="28"/>
+          <w:szCs w:val="28"/>
+        </w:rPr>
+        <w:t xml:space="preserve">Иглодержатель Гегара (1 шт.).</w:t>
+      </w:r>
+    </w:p>
+    <w:p>
+      <w:pPr>
+        <w:keepNext/>
+        <w:spacing w:after="160" w:line="240" w:lineRule="auto"/>
+        <w:jc w:val="both"/>
+      </w:pPr>
+      <w:r>
+        <w:rPr>
+          <w:rFonts w:ascii="Montserrat" w:cs="Montserrat" w:eastAsia="Montserrat" w:hAnsi="Montserrat"/>
+          <w:b/>
+          <w:bCs/>
+          <w:i w:val="false"/>
+          <w:iCs w:val="false"/>
+          <w:sz w:val="28"/>
+          <w:szCs w:val="28"/>
+        </w:rPr>
         <w:t xml:space="preserve">Рекомендуемый шовный материал:</w:t>
       </w:r>
     </w:p>
@@ -47157,6 +47360,36 @@
       <w:pPr>
         <w:spacing w:after="160"/>
       </w:pPr>
+    </w:p>
+    <w:p>
+      <w:pPr>
+        <w:spacing w:after="160" w:line="240" w:lineRule="auto"/>
+        <w:jc w:val="both"/>
+      </w:pPr>
+      <w:r>
+        <w:rPr>
+          <w:rFonts w:ascii="Montserrat" w:cs="Montserrat" w:eastAsia="Montserrat" w:hAnsi="Montserrat"/>
+          <w:b w:val="false"/>
+          <w:bCs w:val="false"/>
+          <w:i w:val="false"/>
+          <w:iCs w:val="false"/>
+          <w:sz w:val="28"/>
+          <w:szCs w:val="28"/>
+        </w:rPr>
+        <w:t xml:space="preserve">При наличии одинаковых баллов за конкурс приоритет отдается команде, выполнившей задание </w:t>
+      </w:r>
+      <w:r>
+        <w:rPr>
+          <w:rFonts w:ascii="Montserrat" w:cs="Montserrat" w:eastAsia="Montserrat" w:hAnsi="Montserrat"/>
+          <w:b/>
+          <w:bCs/>
+          <w:i w:val="false"/>
+          <w:iCs w:val="false"/>
+          <w:sz w:val="28"/>
+          <w:szCs w:val="28"/>
+        </w:rPr>
+        <w:t xml:space="preserve">за меньшее время.</w:t>
+      </w:r>
     </w:p>
     <w:p>
       <w:pPr>

--- a/Программа_олимпиады_по_хирургии_2026.docx
+++ b/Программа_олимпиады_по_хирургии_2026.docx
@@ -614,7 +614,7 @@
       <w:pPr>
         <w:keepNext/>
         <w:pageBreakBefore/>
-        <w:spacing w:after="720" w:line="240" w:lineRule="auto"/>
+        <w:spacing w:after="480" w:line="240" w:lineRule="auto"/>
         <w:jc w:val="center"/>
       </w:pPr>
       <w:bookmarkStart w:name="org" w:id="1"/>
@@ -639,7 +639,7 @@
           <w:ilvl w:val="0"/>
           <w:numId w:val="2"/>
         </w:numPr>
-        <w:spacing w:after="160" w:line="240" w:lineRule="auto"/>
+        <w:spacing w:after="80" w:line="240" w:lineRule="auto"/>
         <w:jc w:val="both"/>
       </w:pPr>
       <w:r>
@@ -674,7 +674,7 @@
           <w:ilvl w:val="0"/>
           <w:numId w:val="2"/>
         </w:numPr>
-        <w:spacing w:after="160" w:line="240" w:lineRule="auto"/>
+        <w:spacing w:after="80" w:line="240" w:lineRule="auto"/>
         <w:jc w:val="both"/>
       </w:pPr>
       <w:r>
@@ -709,7 +709,7 @@
           <w:ilvl w:val="0"/>
           <w:numId w:val="2"/>
         </w:numPr>
-        <w:spacing w:after="160" w:line="240" w:lineRule="auto"/>
+        <w:spacing w:after="80" w:line="240" w:lineRule="auto"/>
         <w:jc w:val="both"/>
       </w:pPr>
       <w:r>
@@ -744,7 +744,7 @@
           <w:ilvl w:val="0"/>
           <w:numId w:val="2"/>
         </w:numPr>
-        <w:spacing w:after="160" w:line="240" w:lineRule="auto"/>
+        <w:spacing w:after="80" w:line="240" w:lineRule="auto"/>
         <w:jc w:val="both"/>
       </w:pPr>
       <w:r>
@@ -779,7 +779,7 @@
           <w:ilvl w:val="0"/>
           <w:numId w:val="2"/>
         </w:numPr>
-        <w:spacing w:after="160" w:line="240" w:lineRule="auto"/>
+        <w:spacing w:after="80" w:line="240" w:lineRule="auto"/>
         <w:jc w:val="both"/>
       </w:pPr>
       <w:r>
@@ -814,7 +814,7 @@
           <w:ilvl w:val="0"/>
           <w:numId w:val="2"/>
         </w:numPr>
-        <w:spacing w:after="160" w:line="240" w:lineRule="auto"/>
+        <w:spacing w:after="80" w:line="240" w:lineRule="auto"/>
         <w:jc w:val="both"/>
       </w:pPr>
       <w:r>
@@ -849,7 +849,7 @@
           <w:ilvl w:val="0"/>
           <w:numId w:val="2"/>
         </w:numPr>
-        <w:spacing w:after="160" w:line="240" w:lineRule="auto"/>
+        <w:spacing w:after="80" w:line="240" w:lineRule="auto"/>
         <w:jc w:val="both"/>
       </w:pPr>
       <w:r>
@@ -881,7 +881,7 @@
       <w:pPr>
         <w:keepNext/>
         <w:pageBreakBefore/>
-        <w:spacing w:after="720" w:line="240" w:lineRule="auto"/>
+        <w:spacing w:after="480" w:line="240" w:lineRule="auto"/>
         <w:jc w:val="center"/>
       </w:pPr>
       <w:bookmarkStart w:name="jury" w:id="2"/>
@@ -906,7 +906,7 @@
           <w:ilvl w:val="0"/>
           <w:numId w:val="2"/>
         </w:numPr>
-        <w:spacing w:after="160" w:line="240" w:lineRule="auto"/>
+        <w:spacing w:after="80" w:line="240" w:lineRule="auto"/>
         <w:jc w:val="both"/>
       </w:pPr>
       <w:r>
@@ -941,7 +941,7 @@
           <w:ilvl w:val="0"/>
           <w:numId w:val="2"/>
         </w:numPr>
-        <w:spacing w:after="160" w:line="240" w:lineRule="auto"/>
+        <w:spacing w:after="80" w:line="240" w:lineRule="auto"/>
         <w:jc w:val="both"/>
       </w:pPr>
       <w:r>
@@ -976,7 +976,7 @@
           <w:ilvl w:val="0"/>
           <w:numId w:val="2"/>
         </w:numPr>
-        <w:spacing w:after="160" w:line="240" w:lineRule="auto"/>
+        <w:spacing w:after="80" w:line="240" w:lineRule="auto"/>
         <w:jc w:val="both"/>
       </w:pPr>
       <w:r>
@@ -1011,7 +1011,7 @@
           <w:ilvl w:val="0"/>
           <w:numId w:val="2"/>
         </w:numPr>
-        <w:spacing w:after="160" w:line="240" w:lineRule="auto"/>
+        <w:spacing w:after="80" w:line="240" w:lineRule="auto"/>
         <w:jc w:val="both"/>
       </w:pPr>
       <w:r>
@@ -1024,7 +1024,7 @@
           <w:sz w:val="28"/>
           <w:szCs w:val="28"/>
         </w:rPr>
-        <w:t xml:space="preserve">Соловьев Михаил Михайлович</w:t>
+        <w:t xml:space="preserve">Топольницкий Евгений Богданович</w:t>
       </w:r>
       <w:r>
         <w:rPr>
@@ -1036,7 +1036,7 @@
           <w:sz w:val="28"/>
           <w:szCs w:val="28"/>
         </w:rPr>
-        <w:t xml:space="preserve"> — профессор кафедры госпитальной хирургии с курсом сердечно-сосудистой хирургии Сибирского государственного медицинского университета, д.м.н., врач-хирург высшей категории;</w:t>
+        <w:t xml:space="preserve"> — профессор кафедры хирургии с курсом мобилизационной подготовки и медицины катастроф Сибирского государственного медицинского университета, д.м.н., врач-торакальный хирург отделения торакальной хирургии областной клинической больницы г. Томска;</w:t>
       </w:r>
     </w:p>
     <w:p>
@@ -1046,7 +1046,7 @@
           <w:ilvl w:val="0"/>
           <w:numId w:val="2"/>
         </w:numPr>
-        <w:spacing w:after="160" w:line="240" w:lineRule="auto"/>
+        <w:spacing w:after="80" w:line="240" w:lineRule="auto"/>
         <w:jc w:val="both"/>
       </w:pPr>
       <w:r>
@@ -1059,7 +1059,7 @@
           <w:sz w:val="28"/>
           <w:szCs w:val="28"/>
         </w:rPr>
-        <w:t xml:space="preserve">Егунова Мария Алексеевна</w:t>
+        <w:t xml:space="preserve">Соловьев Михаил Михайлович</w:t>
       </w:r>
       <w:r>
         <w:rPr>
@@ -1071,7 +1071,7 @@
           <w:sz w:val="28"/>
           <w:szCs w:val="28"/>
         </w:rPr>
-        <w:t xml:space="preserve"> — ассистент мультипрофильного аккредитационно-симуляционного центра, доцент кафедры акушерства и гинекологии, к.м.н.;</w:t>
+        <w:t xml:space="preserve"> — профессор кафедры госпитальной хирургии с курсом сердечно-сосудистой хирургии Сибирского государственного медицинского университета, д.м.н., врач-хирург высшей категории;</w:t>
       </w:r>
     </w:p>
     <w:p>
@@ -1081,7 +1081,7 @@
           <w:ilvl w:val="0"/>
           <w:numId w:val="2"/>
         </w:numPr>
-        <w:spacing w:after="160" w:line="240" w:lineRule="auto"/>
+        <w:spacing w:after="80" w:line="240" w:lineRule="auto"/>
         <w:jc w:val="both"/>
       </w:pPr>
       <w:r>
@@ -1094,7 +1094,7 @@
           <w:sz w:val="28"/>
           <w:szCs w:val="28"/>
         </w:rPr>
-        <w:t xml:space="preserve">Яценко Анатолий Евгеньевич</w:t>
+        <w:t xml:space="preserve">Егунова Мария Алексеевна</w:t>
       </w:r>
       <w:r>
         <w:rPr>
@@ -1106,7 +1106,7 @@
           <w:sz w:val="28"/>
           <w:szCs w:val="28"/>
         </w:rPr>
-        <w:t xml:space="preserve"> — ассистент кафедры хирургических болезней с курсом травматологии и ортопедии, врач-ортопед-травматолог;</w:t>
+        <w:t xml:space="preserve"> — ассистент мультипрофильного аккредитационно-симуляционного центра, доцент кафедры акушерства и гинекологии, к.м.н.;</w:t>
       </w:r>
     </w:p>
     <w:p>
@@ -1116,7 +1116,7 @@
           <w:ilvl w:val="0"/>
           <w:numId w:val="2"/>
         </w:numPr>
-        <w:spacing w:after="160" w:line="240" w:lineRule="auto"/>
+        <w:spacing w:after="80" w:line="240" w:lineRule="auto"/>
         <w:jc w:val="both"/>
       </w:pPr>
       <w:r>
@@ -1129,7 +1129,7 @@
           <w:sz w:val="28"/>
           <w:szCs w:val="28"/>
         </w:rPr>
-        <w:t xml:space="preserve">Ибрагимов Фазли Аладинович</w:t>
+        <w:t xml:space="preserve">Яценко Анатолий Евгеньевич</w:t>
       </w:r>
       <w:r>
         <w:rPr>
@@ -1141,7 +1141,7 @@
           <w:sz w:val="28"/>
           <w:szCs w:val="28"/>
         </w:rPr>
-        <w:t xml:space="preserve"> — старший лаборант учебного центра экспериментальной хирургии, врач-ординатор по специальности травматология и ортопедия;</w:t>
+        <w:t xml:space="preserve"> — ассистент кафедры хирургических болезней с курсом травматологии и ортопедии, врач-ортопед-травматолог;</w:t>
       </w:r>
     </w:p>
     <w:p>
@@ -1151,7 +1151,7 @@
           <w:ilvl w:val="0"/>
           <w:numId w:val="2"/>
         </w:numPr>
-        <w:spacing w:after="160" w:line="240" w:lineRule="auto"/>
+        <w:spacing w:after="80" w:line="240" w:lineRule="auto"/>
         <w:jc w:val="both"/>
       </w:pPr>
       <w:r>
@@ -1164,7 +1164,77 @@
           <w:sz w:val="28"/>
           <w:szCs w:val="28"/>
         </w:rPr>
+        <w:t xml:space="preserve">Ибрагимов Фазли Аладинович</w:t>
+      </w:r>
+      <w:r>
+        <w:rPr>
+          <w:rFonts w:ascii="Montserrat" w:cs="Montserrat" w:eastAsia="Montserrat" w:hAnsi="Montserrat"/>
+          <w:b w:val="false"/>
+          <w:bCs w:val="false"/>
+          <w:i w:val="false"/>
+          <w:iCs w:val="false"/>
+          <w:sz w:val="28"/>
+          <w:szCs w:val="28"/>
+        </w:rPr>
+        <w:t xml:space="preserve"> — старший лаборант учебного центра экспериментальной хирургии, врач-ординатор по специальности травматология и ортопедия;</w:t>
+      </w:r>
+    </w:p>
+    <w:p>
+      <w:pPr>
+        <w:pStyle w:val="ListParagraph"/>
+        <w:numPr>
+          <w:ilvl w:val="0"/>
+          <w:numId w:val="2"/>
+        </w:numPr>
+        <w:spacing w:after="80" w:line="240" w:lineRule="auto"/>
+        <w:jc w:val="both"/>
+      </w:pPr>
+      <w:r>
+        <w:rPr>
+          <w:rFonts w:ascii="Montserrat" w:cs="Montserrat" w:eastAsia="Montserrat" w:hAnsi="Montserrat"/>
+          <w:b/>
+          <w:bCs/>
+          <w:i w:val="false"/>
+          <w:iCs w:val="false"/>
+          <w:sz w:val="28"/>
+          <w:szCs w:val="28"/>
+        </w:rPr>
         <w:t xml:space="preserve">Мытник Андрей Павлович</w:t>
+      </w:r>
+      <w:r>
+        <w:rPr>
+          <w:rFonts w:ascii="Montserrat" w:cs="Montserrat" w:eastAsia="Montserrat" w:hAnsi="Montserrat"/>
+          <w:b w:val="false"/>
+          <w:bCs w:val="false"/>
+          <w:i w:val="false"/>
+          <w:iCs w:val="false"/>
+          <w:sz w:val="28"/>
+          <w:szCs w:val="28"/>
+        </w:rPr>
+        <w:t xml:space="preserve"> — врач-ординатор пластической хирургии;</w:t>
+      </w:r>
+    </w:p>
+    <w:p>
+      <w:pPr>
+        <w:pStyle w:val="ListParagraph"/>
+        <w:numPr>
+          <w:ilvl w:val="0"/>
+          <w:numId w:val="2"/>
+        </w:numPr>
+        <w:spacing w:after="80" w:line="240" w:lineRule="auto"/>
+        <w:jc w:val="both"/>
+      </w:pPr>
+      <w:r>
+        <w:rPr>
+          <w:rFonts w:ascii="Montserrat" w:cs="Montserrat" w:eastAsia="Montserrat" w:hAnsi="Montserrat"/>
+          <w:b/>
+          <w:bCs/>
+          <w:i w:val="false"/>
+          <w:iCs w:val="false"/>
+          <w:sz w:val="28"/>
+          <w:szCs w:val="28"/>
+        </w:rPr>
+        <w:t xml:space="preserve">Ли Владислав Сергеевич</w:t>
       </w:r>
       <w:r>
         <w:rPr>

--- a/Программа_олимпиады_по_хирургии_2026.docx
+++ b/Программа_олимпиады_по_хирургии_2026.docx
@@ -34760,7 +34760,7 @@
                 <w:sz w:val="28"/>
                 <w:szCs w:val="28"/>
               </w:rPr>
-              <w:t xml:space="preserve">Герметичность мочевого пузыря</w:t>
+              <w:t xml:space="preserve">Герметичность шва мочевого пузыря</w:t>
             </w:r>
           </w:p>
         </w:tc>
@@ -34832,7 +34832,7 @@
                 <w:sz w:val="28"/>
                 <w:szCs w:val="28"/>
               </w:rPr>
-              <w:t xml:space="preserve">Герметичный анастомоз (нет подтекания и просачивания жидкости);</w:t>
+              <w:t xml:space="preserve">Герметичный шов (нет подтекания и просачивания жидкости);</w:t>
             </w:r>
           </w:p>
         </w:tc>

--- a/Программа_олимпиады_по_хирургии_2026.docx
+++ b/Программа_олимпиады_по_хирургии_2026.docx
@@ -33221,7 +33221,7 @@
           <w:sz w:val="28"/>
           <w:szCs w:val="28"/>
         </w:rPr>
-        <w:t xml:space="preserve">Монофиламентный синтетический рассасывающийся шовный материал с одной атравматической колющей иглой USP 5/0 – 1 шт.;</w:t>
+        <w:t xml:space="preserve">Полифиламентный синтетический рассасывающийся шовный материал с одной атравматической колющей иглой USP 5/0 – 1 шт.;</w:t>
       </w:r>
     </w:p>
     <w:p>

--- a/Программа_олимпиады_по_хирургии_2026.docx
+++ b/Программа_олимпиады_по_хирургии_2026.docx
@@ -3107,7 +3107,6 @@
     <w:tbl>
       <w:tblPr>
         <w:tblW w:type="dxa" w:w="10206"/>
-        <w:tblInd w:type="dxa" w:w="-851"/>
         <w:tblBorders>
           <w:top w:val="single" w:color="auto" w:sz="4"/>
           <w:left w:val="single" w:color="auto" w:sz="4"/>
@@ -9452,7 +9451,6 @@
     <w:tbl>
       <w:tblPr>
         <w:tblW w:type="dxa" w:w="10206"/>
-        <w:tblInd w:type="dxa" w:w="-851"/>
         <w:tblBorders>
           <w:top w:val="single" w:color="auto" w:sz="4"/>
           <w:left w:val="single" w:color="auto" w:sz="4"/>
@@ -13374,7 +13372,6 @@
     <w:tbl>
       <w:tblPr>
         <w:tblW w:type="dxa" w:w="10206"/>
-        <w:tblInd w:type="dxa" w:w="-851"/>
         <w:tblBorders>
           <w:top w:val="single" w:color="auto" w:sz="4"/>
           <w:left w:val="single" w:color="auto" w:sz="4"/>
@@ -14880,6 +14877,7 @@
     <w:tbl>
       <w:tblPr>
         <w:tblW w:type="dxa" w:w="9355"/>
+        <w:jc w:val="center"/>
         <w:tblBorders>
           <w:top w:val="none" w:color="FFFFFF" w:sz="0"/>
           <w:left w:val="none" w:color="FFFFFF" w:sz="0"/>
@@ -15404,7 +15402,6 @@
     <w:tbl>
       <w:tblPr>
         <w:tblW w:type="dxa" w:w="10206"/>
-        <w:tblInd w:type="dxa" w:w="-851"/>
         <w:tblBorders>
           <w:top w:val="single" w:color="auto" w:sz="4"/>
           <w:left w:val="single" w:color="auto" w:sz="4"/>
@@ -17887,6 +17884,38 @@
           </w:p>
         </w:tc>
       </w:tr>
+    </w:tbl>
+    <w:p>
+      <w:pPr>
+        <w:pageBreakBefore/>
+        <w:spacing w:after="0" w:line="240" w:lineRule="auto"/>
+      </w:pPr>
+      <w:r>
+        <w:rPr>
+          <w:sz w:val="8"/>
+          <w:szCs w:val="8"/>
+        </w:rPr>
+        <w:t xml:space="preserve"/>
+      </w:r>
+    </w:p>
+    <w:tbl>
+      <w:tblPr>
+        <w:tblW w:type="dxa" w:w="10206"/>
+        <w:tblBorders>
+          <w:top w:val="single" w:color="auto" w:sz="4"/>
+          <w:left w:val="single" w:color="auto" w:sz="4"/>
+          <w:bottom w:val="single" w:color="auto" w:sz="4"/>
+          <w:right w:val="single" w:color="auto" w:sz="4"/>
+          <w:insideH w:val="single" w:color="auto" w:sz="4"/>
+          <w:insideV w:val="single" w:color="auto" w:sz="4"/>
+        </w:tblBorders>
+      </w:tblPr>
+      <w:tblGrid>
+        <w:gridCol w:w="600"/>
+        <w:gridCol w:w="3400"/>
+        <w:gridCol w:w="1600"/>
+        <w:gridCol w:w="4606"/>
+      </w:tblGrid>
       <w:tr>
         <w:trPr>
           <w:cantSplit/>
@@ -19036,7 +19065,6 @@
     <w:tbl>
       <w:tblPr>
         <w:tblW w:type="dxa" w:w="10206"/>
-        <w:tblInd w:type="dxa" w:w="-851"/>
         <w:tblBorders>
           <w:top w:val="single" w:color="auto" w:sz="4"/>
           <w:left w:val="single" w:color="auto" w:sz="4"/>
@@ -22651,7 +22679,6 @@
     <w:tbl>
       <w:tblPr>
         <w:tblW w:type="dxa" w:w="10206"/>
-        <w:tblInd w:type="dxa" w:w="-851"/>
         <w:tblBorders>
           <w:top w:val="single" w:color="auto" w:sz="4"/>
           <w:left w:val="single" w:color="auto" w:sz="4"/>
@@ -25821,7 +25848,6 @@
     <w:tbl>
       <w:tblPr>
         <w:tblW w:type="dxa" w:w="10206"/>
-        <w:tblInd w:type="dxa" w:w="-851"/>
         <w:tblBorders>
           <w:top w:val="single" w:color="auto" w:sz="4"/>
           <w:left w:val="single" w:color="auto" w:sz="4"/>
@@ -26553,7 +26579,7 @@
           <w:headerReference w:type="default" r:id="rId13"/>
           <w:footerReference w:type="default" r:id="rId14"/>
           <w:pgSz w:w="11906" w:h="16838" w:orient="portrait"/>
-          <w:pgMar w:top="1134" w:right="850" w:bottom="1134" w:left="1701" w:header="0" w:footer="567" w:gutter="0"/>
+          <w:pgMar w:top="1134" w:right="850" w:bottom="1134" w:left="850" w:header="0" w:footer="567" w:gutter="0"/>
           <w:pgNumType/>
           <w:docGrid w:linePitch="360"/>
         </w:sectPr>
@@ -27011,7 +27037,6 @@
     <w:tbl>
       <w:tblPr>
         <w:tblW w:type="dxa" w:w="10206"/>
-        <w:tblInd w:type="dxa" w:w="-851"/>
         <w:tblBorders>
           <w:top w:val="single" w:color="auto" w:sz="4"/>
           <w:left w:val="single" w:color="auto" w:sz="4"/>
@@ -33411,7 +33436,6 @@
     <w:tbl>
       <w:tblPr>
         <w:tblW w:type="dxa" w:w="10206"/>
-        <w:tblInd w:type="dxa" w:w="-851"/>
         <w:tblBorders>
           <w:top w:val="single" w:color="auto" w:sz="4"/>
           <w:left w:val="single" w:color="auto" w:sz="4"/>
@@ -38084,6 +38108,7 @@
     <w:tbl>
       <w:tblPr>
         <w:tblW w:type="dxa" w:w="9355"/>
+        <w:jc w:val="center"/>
         <w:tblBorders>
           <w:top w:val="none" w:color="FFFFFF" w:sz="0"/>
           <w:left w:val="none" w:color="FFFFFF" w:sz="0"/>
@@ -39063,7 +39088,6 @@
     <w:tbl>
       <w:tblPr>
         <w:tblW w:type="dxa" w:w="10206"/>
-        <w:tblInd w:type="dxa" w:w="-851"/>
         <w:tblBorders>
           <w:top w:val="single" w:color="auto" w:sz="4"/>
           <w:left w:val="single" w:color="auto" w:sz="4"/>
@@ -42229,6 +42253,7 @@
     <w:tbl>
       <w:tblPr>
         <w:tblW w:type="dxa" w:w="9352"/>
+        <w:jc w:val="center"/>
         <w:tblBorders>
           <w:top w:val="none" w:color="FFFFFF" w:sz="0"/>
           <w:left w:val="none" w:color="FFFFFF" w:sz="0"/>
@@ -42593,6 +42618,7 @@
     <w:tbl>
       <w:tblPr>
         <w:tblW w:type="dxa" w:w="9355"/>
+        <w:jc w:val="center"/>
         <w:tblBorders>
           <w:top w:val="none" w:color="FFFFFF" w:sz="0"/>
           <w:left w:val="none" w:color="FFFFFF" w:sz="0"/>
@@ -43267,7 +43293,6 @@
     <w:tbl>
       <w:tblPr>
         <w:tblW w:type="dxa" w:w="10206"/>
-        <w:tblInd w:type="dxa" w:w="-851"/>
         <w:tblBorders>
           <w:top w:val="single" w:color="auto" w:sz="4"/>
           <w:left w:val="single" w:color="auto" w:sz="4"/>
@@ -47576,7 +47601,7 @@
           <w:headerReference w:type="default" r:id="rId17"/>
           <w:footerReference w:type="default" r:id="rId18"/>
           <w:pgSz w:w="11906" w:h="16838" w:orient="portrait"/>
-          <w:pgMar w:top="1134" w:right="850" w:bottom="1134" w:left="1701" w:header="0" w:footer="567" w:gutter="0"/>
+          <w:pgMar w:top="1134" w:right="850" w:bottom="1134" w:left="850" w:header="0" w:footer="567" w:gutter="0"/>
           <w:pgNumType/>
           <w:docGrid w:linePitch="360"/>
         </w:sectPr>
@@ -48527,7 +48552,6 @@
     <w:tbl>
       <w:tblPr>
         <w:tblW w:type="dxa" w:w="10206"/>
-        <w:tblInd w:type="dxa" w:w="-851"/>
         <w:tblBorders>
           <w:top w:val="single" w:color="auto" w:sz="4"/>
           <w:left w:val="single" w:color="auto" w:sz="4"/>
@@ -51412,6 +51436,38 @@
           </w:p>
         </w:tc>
       </w:tr>
+    </w:tbl>
+    <w:p>
+      <w:pPr>
+        <w:pageBreakBefore/>
+        <w:spacing w:after="0" w:line="240" w:lineRule="auto"/>
+      </w:pPr>
+      <w:r>
+        <w:rPr>
+          <w:sz w:val="8"/>
+          <w:szCs w:val="8"/>
+        </w:rPr>
+        <w:t xml:space="preserve"/>
+      </w:r>
+    </w:p>
+    <w:tbl>
+      <w:tblPr>
+        <w:tblW w:type="dxa" w:w="10206"/>
+        <w:tblBorders>
+          <w:top w:val="single" w:color="auto" w:sz="4"/>
+          <w:left w:val="single" w:color="auto" w:sz="4"/>
+          <w:bottom w:val="single" w:color="auto" w:sz="4"/>
+          <w:right w:val="single" w:color="auto" w:sz="4"/>
+          <w:insideH w:val="single" w:color="auto" w:sz="4"/>
+          <w:insideV w:val="single" w:color="auto" w:sz="4"/>
+        </w:tblBorders>
+      </w:tblPr>
+      <w:tblGrid>
+        <w:gridCol w:w="600"/>
+        <w:gridCol w:w="3400"/>
+        <w:gridCol w:w="1600"/>
+        <w:gridCol w:w="4606"/>
+      </w:tblGrid>
       <w:tr>
         <w:trPr>
           <w:cantSplit/>
@@ -51864,7 +51920,7 @@
           <w:headerReference w:type="default" r:id="rId21"/>
           <w:footerReference w:type="default" r:id="rId22"/>
           <w:pgSz w:w="11906" w:h="16838" w:orient="portrait"/>
-          <w:pgMar w:top="1134" w:right="850" w:bottom="1134" w:left="1701" w:header="0" w:footer="567" w:gutter="0"/>
+          <w:pgMar w:top="1134" w:right="850" w:bottom="1134" w:left="850" w:header="0" w:footer="567" w:gutter="0"/>
           <w:pgNumType/>
           <w:docGrid w:linePitch="360"/>
         </w:sectPr>
@@ -51876,7 +51932,7 @@
       <w:footerReference w:type="default" r:id="rIdBlankFtr"/>
       <w:type w:val="nextPage"/>
       <w:pgSz w:w="11906" w:h="16838" w:orient="portrait"/>
-      <w:pgMar w:top="1134" w:right="850" w:bottom="1134" w:left="1701" w:header="0" w:footer="567" w:gutter="0"/>
+      <w:pgMar w:top="1134" w:right="850" w:bottom="1134" w:left="850" w:header="0" w:footer="567" w:gutter="0"/>
       <w:pgNumType/>
       <w:docGrid w:linePitch="360"/>
     </w:sectPr>

--- a/Программа_олимпиады_по_хирургии_2026.docx
+++ b/Программа_олимпиады_по_хирургии_2026.docx
@@ -2407,7 +2407,7 @@
       <w:r>
         <w:drawing>
           <wp:inline distT="0" distB="0" distL="0" distR="0">
-            <wp:extent cx="1133475" cy="1428750"/>
+            <wp:extent cx="1700212" cy="2143125"/>
             <wp:effectExtent t="0" r="0" b="0" l="0"/>
             <wp:docPr id="1" name="Резекция желудка по Бильрот I" descr="Резекция желудка по Бильрот I" title="Резекция желудка по Бильрот I"/>
             <wp:cNvGraphicFramePr>
@@ -2432,7 +2432,7 @@
                   <pic:spPr bwMode="auto">
                     <a:xfrm>
                       <a:off x="0" y="0"/>
-                      <a:ext cx="1133475" cy="1428750"/>
+                      <a:ext cx="1700212" cy="2143125"/>
                     </a:xfrm>
                     <a:prstGeom prst="rect">
                       <a:avLst/>
@@ -2455,7 +2455,7 @@
       <w:r>
         <w:drawing>
           <wp:inline distT="0" distB="0" distL="0" distR="0">
-            <wp:extent cx="1266825" cy="1428750"/>
+            <wp:extent cx="1900238" cy="2143125"/>
             <wp:effectExtent t="0" r="0" b="0" l="0"/>
             <wp:docPr id="1" name="Резекция желудка по Бильрот I" descr="Резекция желудка по Бильрот I" title="Резекция желудка по Бильрот I"/>
             <wp:cNvGraphicFramePr>
@@ -2480,7 +2480,7 @@
                   <pic:spPr bwMode="auto">
                     <a:xfrm>
                       <a:off x="0" y="0"/>
-                      <a:ext cx="1266825" cy="1428750"/>
+                      <a:ext cx="1900238" cy="2143125"/>
                     </a:xfrm>
                     <a:prstGeom prst="rect">
                       <a:avLst/>
@@ -2503,7 +2503,7 @@
       <w:r>
         <w:drawing>
           <wp:inline distT="0" distB="0" distL="0" distR="0">
-            <wp:extent cx="1314450" cy="1428750"/>
+            <wp:extent cx="1971675" cy="2143125"/>
             <wp:effectExtent t="0" r="0" b="0" l="0"/>
             <wp:docPr id="1" name="Резекция желудка по Бильрот I" descr="Резекция желудка по Бильрот I" title="Резекция желудка по Бильрот I"/>
             <wp:cNvGraphicFramePr>
@@ -2528,7 +2528,7 @@
                   <pic:spPr bwMode="auto">
                     <a:xfrm>
                       <a:off x="0" y="0"/>
-                      <a:ext cx="1314450" cy="1428750"/>
+                      <a:ext cx="1971675" cy="2143125"/>
                     </a:xfrm>
                     <a:prstGeom prst="rect">
                       <a:avLst/>
@@ -2549,7 +2549,7 @@
       <w:r>
         <w:drawing>
           <wp:inline distT="0" distB="0" distL="0" distR="0">
-            <wp:extent cx="1228725" cy="1190625"/>
+            <wp:extent cx="1843088" cy="1785938"/>
             <wp:effectExtent t="0" r="0" b="0" l="0"/>
             <wp:docPr id="1" name="Резекция желудка по Бильрот I" descr="Резекция желудка по Бильрот I" title="Резекция желудка по Бильрот I"/>
             <wp:cNvGraphicFramePr>
@@ -2574,7 +2574,7 @@
                   <pic:spPr bwMode="auto">
                     <a:xfrm>
                       <a:off x="0" y="0"/>
-                      <a:ext cx="1228725" cy="1190625"/>
+                      <a:ext cx="1843088" cy="1785938"/>
                     </a:xfrm>
                     <a:prstGeom prst="rect">
                       <a:avLst/>
@@ -2597,7 +2597,7 @@
       <w:r>
         <w:drawing>
           <wp:inline distT="0" distB="0" distL="0" distR="0">
-            <wp:extent cx="1343025" cy="1190625"/>
+            <wp:extent cx="2014538" cy="1785938"/>
             <wp:effectExtent t="0" r="0" b="0" l="0"/>
             <wp:docPr id="1" name="Резекция желудка по Бильрот I" descr="Резекция желудка по Бильрот I" title="Резекция желудка по Бильрот I"/>
             <wp:cNvGraphicFramePr>
@@ -2622,7 +2622,7 @@
                   <pic:spPr bwMode="auto">
                     <a:xfrm>
                       <a:off x="0" y="0"/>
-                      <a:ext cx="1343025" cy="1190625"/>
+                      <a:ext cx="2014538" cy="1785938"/>
                     </a:xfrm>
                     <a:prstGeom prst="rect">
                       <a:avLst/>
@@ -2645,7 +2645,7 @@
       <w:r>
         <w:drawing>
           <wp:inline distT="0" distB="0" distL="0" distR="0">
-            <wp:extent cx="1123950" cy="1190625"/>
+            <wp:extent cx="1685925" cy="1785938"/>
             <wp:effectExtent t="0" r="0" b="0" l="0"/>
             <wp:docPr id="1" name="Резекция желудка по Бильрот I" descr="Резекция желудка по Бильрот I" title="Резекция желудка по Бильрот I"/>
             <wp:cNvGraphicFramePr>
@@ -2670,7 +2670,7 @@
                   <pic:spPr bwMode="auto">
                     <a:xfrm>
                       <a:off x="0" y="0"/>
-                      <a:ext cx="1123950" cy="1190625"/>
+                      <a:ext cx="1685925" cy="1785938"/>
                     </a:xfrm>
                     <a:prstGeom prst="rect">
                       <a:avLst/>
@@ -14502,7 +14502,7 @@
       <w:r>
         <w:drawing>
           <wp:inline distT="0" distB="0" distL="0" distR="0">
-            <wp:extent cx="1495425" cy="1619250"/>
+            <wp:extent cx="2123504" cy="2299335"/>
             <wp:effectExtent t="0" r="0" b="0" l="0"/>
             <wp:docPr id="1" name="Этапы циркулярной резекции трахеи" descr="Этапы циркулярной резекции трахеи" title="Этапы циркулярной резекции трахеи"/>
             <wp:cNvGraphicFramePr>
@@ -14527,7 +14527,7 @@
                   <pic:spPr bwMode="auto">
                     <a:xfrm>
                       <a:off x="0" y="0"/>
-                      <a:ext cx="1495425" cy="1619250"/>
+                      <a:ext cx="2123504" cy="2299335"/>
                     </a:xfrm>
                     <a:prstGeom prst="rect">
                       <a:avLst/>
@@ -14550,7 +14550,7 @@
       <w:r>
         <w:drawing>
           <wp:inline distT="0" distB="0" distL="0" distR="0">
-            <wp:extent cx="1362075" cy="1619250"/>
+            <wp:extent cx="1934146" cy="2299335"/>
             <wp:effectExtent t="0" r="0" b="0" l="0"/>
             <wp:docPr id="1" name="Этапы циркулярной резекции трахеи" descr="Этапы циркулярной резекции трахеи" title="Этапы циркулярной резекции трахеи"/>
             <wp:cNvGraphicFramePr>
@@ -14575,7 +14575,7 @@
                   <pic:spPr bwMode="auto">
                     <a:xfrm>
                       <a:off x="0" y="0"/>
-                      <a:ext cx="1362075" cy="1619250"/>
+                      <a:ext cx="1934146" cy="2299335"/>
                     </a:xfrm>
                     <a:prstGeom prst="rect">
                       <a:avLst/>
@@ -14598,7 +14598,7 @@
       <w:r>
         <w:drawing>
           <wp:inline distT="0" distB="0" distL="0" distR="0">
-            <wp:extent cx="1362075" cy="1619250"/>
+            <wp:extent cx="1934146" cy="2299335"/>
             <wp:effectExtent t="0" r="0" b="0" l="0"/>
             <wp:docPr id="1" name="Этапы циркулярной резекции трахеи" descr="Этапы циркулярной резекции трахеи" title="Этапы циркулярной резекции трахеи"/>
             <wp:cNvGraphicFramePr>
@@ -14623,7 +14623,7 @@
                   <pic:spPr bwMode="auto">
                     <a:xfrm>
                       <a:off x="0" y="0"/>
-                      <a:ext cx="1362075" cy="1619250"/>
+                      <a:ext cx="1934146" cy="2299335"/>
                     </a:xfrm>
                     <a:prstGeom prst="rect">
                       <a:avLst/>
@@ -14644,7 +14644,7 @@
       <w:r>
         <w:drawing>
           <wp:inline distT="0" distB="0" distL="0" distR="0">
-            <wp:extent cx="1323975" cy="1619250"/>
+            <wp:extent cx="1880044" cy="2299335"/>
             <wp:effectExtent t="0" r="0" b="0" l="0"/>
             <wp:docPr id="1" name="Этапы формирования анастомоза трахеи" descr="Этапы формирования анастомоза трахеи" title="Этапы формирования анастомоза трахеи"/>
             <wp:cNvGraphicFramePr>
@@ -14669,7 +14669,7 @@
                   <pic:spPr bwMode="auto">
                     <a:xfrm>
                       <a:off x="0" y="0"/>
-                      <a:ext cx="1323975" cy="1619250"/>
+                      <a:ext cx="1880044" cy="2299335"/>
                     </a:xfrm>
                     <a:prstGeom prst="rect">
                       <a:avLst/>
@@ -14692,7 +14692,7 @@
       <w:r>
         <w:drawing>
           <wp:inline distT="0" distB="0" distL="0" distR="0">
-            <wp:extent cx="1533525" cy="1619250"/>
+            <wp:extent cx="2177606" cy="2299335"/>
             <wp:effectExtent t="0" r="0" b="0" l="0"/>
             <wp:docPr id="1" name="Этапы формирования анастомоза трахеи" descr="Этапы формирования анастомоза трахеи" title="Этапы формирования анастомоза трахеи"/>
             <wp:cNvGraphicFramePr>
@@ -14717,7 +14717,7 @@
                   <pic:spPr bwMode="auto">
                     <a:xfrm>
                       <a:off x="0" y="0"/>
-                      <a:ext cx="1533525" cy="1619250"/>
+                      <a:ext cx="2177606" cy="2299335"/>
                     </a:xfrm>
                     <a:prstGeom prst="rect">
                       <a:avLst/>
@@ -14740,7 +14740,7 @@
       <w:r>
         <w:drawing>
           <wp:inline distT="0" distB="0" distL="0" distR="0">
-            <wp:extent cx="962025" cy="1619250"/>
+            <wp:extent cx="1366076" cy="2299335"/>
             <wp:effectExtent t="0" r="0" b="0" l="0"/>
             <wp:docPr id="1" name="Этапы формирования анастомоза трахеи" descr="Этапы формирования анастомоза трахеи" title="Этапы формирования анастомоза трахеи"/>
             <wp:cNvGraphicFramePr>
@@ -14765,7 +14765,7 @@
                   <pic:spPr bwMode="auto">
                     <a:xfrm>
                       <a:off x="0" y="0"/>
-                      <a:ext cx="962025" cy="1619250"/>
+                      <a:ext cx="1366076" cy="2299335"/>
                     </a:xfrm>
                     <a:prstGeom prst="rect">
                       <a:avLst/>
